--- a/backend-exhibits/Box to ShareFile Standard Plan - Standard Include.docx
+++ b/backend-exhibits/Box to ShareFile Standard Plan - Standard Include.docx
@@ -45,14 +45,14 @@
               <w:ind w:right="50"/>
               <w:jc w:val="center"/>
               <w:rPr>
-                <w:rFonts w:ascii="Arial" w:hAnsi="Arial" w:cs="Arial"/>
+                <w:rFonts w:ascii="Arial" w:hAnsi="Arial" w:cs="Arial" w:eastAsia="Arial"/>
                 <w:sz w:val="21"/>
                 <w:szCs w:val="21"/>
               </w:rPr>
             </w:pPr>
             <w:r>
               <w:rPr>
-                <w:rFonts w:ascii="Arial" w:eastAsia="Arial" w:hAnsi="Arial" w:cs="Arial"/>
+                <w:rFonts w:ascii="Arial" w:hAnsi="Arial" w:cs="Arial" w:eastAsia="Arial"/>
                 <w:b/>
                 <w:sz w:val="21"/>
                 <w:szCs w:val="21"/>
@@ -80,14 +80,14 @@
             <w:pPr>
               <w:ind w:left="5"/>
               <w:rPr>
-                <w:rFonts w:ascii="Arial" w:hAnsi="Arial" w:cs="Arial"/>
+                <w:rFonts w:ascii="Arial" w:hAnsi="Arial" w:cs="Arial" w:eastAsia="Arial"/>
                 <w:sz w:val="21"/>
                 <w:szCs w:val="21"/>
               </w:rPr>
             </w:pPr>
             <w:r>
               <w:rPr>
-                <w:rFonts w:ascii="Arial" w:eastAsia="Arial" w:hAnsi="Arial" w:cs="Arial"/>
+                <w:rFonts w:ascii="Arial" w:hAnsi="Arial" w:cs="Arial" w:eastAsia="Arial"/>
                 <w:b/>
                 <w:sz w:val="21"/>
                 <w:szCs w:val="21"/>
@@ -97,7 +97,7 @@
             <w:proofErr w:type="spellStart"/>
             <w:r>
               <w:rPr>
-                <w:rFonts w:ascii="Arial" w:eastAsia="Arial" w:hAnsi="Arial" w:cs="Arial"/>
+                <w:rFonts w:ascii="Arial" w:hAnsi="Arial" w:cs="Arial" w:eastAsia="Arial"/>
                 <w:b/>
                 <w:sz w:val="21"/>
                 <w:szCs w:val="21"/>
@@ -107,7 +107,7 @@
             <w:proofErr w:type="spellEnd"/>
             <w:r>
               <w:rPr>
-                <w:rFonts w:ascii="Arial" w:eastAsia="Arial" w:hAnsi="Arial" w:cs="Arial"/>
+                <w:rFonts w:ascii="Arial" w:hAnsi="Arial" w:cs="Arial" w:eastAsia="Arial"/>
                 <w:b/>
                 <w:sz w:val="21"/>
                 <w:szCs w:val="21"/>
@@ -130,7 +130,7 @@
             <w:pPr>
               <w:ind w:right="59"/>
               <w:rPr>
-                <w:rFonts w:ascii="Arial" w:hAnsi="Arial" w:cs="Arial"/>
+                <w:rFonts w:ascii="Arial" w:hAnsi="Arial" w:cs="Arial" w:eastAsia="Arial"/>
                 <w:sz w:val="21"/>
                 <w:szCs w:val="21"/>
               </w:rPr>
@@ -138,7 +138,7 @@
             <w:proofErr w:type="spellStart"/>
             <w:r>
               <w:rPr>
-                <w:rFonts w:ascii="Arial" w:eastAsia="Arial" w:hAnsi="Arial" w:cs="Arial"/>
+                <w:rFonts w:ascii="Arial" w:hAnsi="Arial" w:cs="Arial" w:eastAsia="Arial"/>
                 <w:sz w:val="21"/>
                 <w:szCs w:val="21"/>
               </w:rPr>
@@ -147,7 +147,7 @@
             <w:proofErr w:type="spellEnd"/>
             <w:r>
               <w:rPr>
-                <w:rFonts w:ascii="Arial" w:eastAsia="Arial" w:hAnsi="Arial" w:cs="Arial"/>
+                <w:rFonts w:ascii="Arial" w:hAnsi="Arial" w:cs="Arial" w:eastAsia="Arial"/>
                 <w:sz w:val="21"/>
                 <w:szCs w:val="21"/>
               </w:rPr>
@@ -155,7 +155,7 @@
             </w:r>
             <w:r>
               <w:rPr>
-                <w:rFonts w:ascii="Arial" w:eastAsia="Times New Roman" w:hAnsi="Arial" w:cs="Arial"/>
+                <w:rFonts w:ascii="Arial" w:hAnsi="Arial" w:cs="Arial" w:eastAsia="Arial"/>
                 <w:sz w:val="21"/>
                 <w:szCs w:val="21"/>
               </w:rPr>
@@ -182,14 +182,14 @@
             <w:pPr>
               <w:ind w:left="5"/>
               <w:rPr>
-                <w:rFonts w:ascii="Arial" w:hAnsi="Arial" w:cs="Arial"/>
+                <w:rFonts w:ascii="Arial" w:hAnsi="Arial" w:cs="Arial" w:eastAsia="Arial"/>
                 <w:sz w:val="21"/>
                 <w:szCs w:val="21"/>
               </w:rPr>
             </w:pPr>
             <w:r>
               <w:rPr>
-                <w:rFonts w:ascii="Arial" w:eastAsia="Arial" w:hAnsi="Arial" w:cs="Arial"/>
+                <w:rFonts w:ascii="Arial" w:hAnsi="Arial" w:cs="Arial" w:eastAsia="Arial"/>
                 <w:b/>
                 <w:sz w:val="21"/>
                 <w:szCs w:val="21"/>
@@ -212,14 +212,14 @@
             <w:pPr>
               <w:ind w:right="54"/>
               <w:rPr>
-                <w:rFonts w:ascii="Arial" w:hAnsi="Arial" w:cs="Arial"/>
+                <w:rFonts w:ascii="Arial" w:hAnsi="Arial" w:cs="Arial" w:eastAsia="Arial"/>
                 <w:sz w:val="21"/>
                 <w:szCs w:val="21"/>
               </w:rPr>
             </w:pPr>
             <w:r>
               <w:rPr>
-                <w:rFonts w:ascii="Arial" w:eastAsia="Arial" w:hAnsi="Arial" w:cs="Arial"/>
+                <w:rFonts w:ascii="Arial" w:hAnsi="Arial" w:cs="Arial" w:eastAsia="Arial"/>
                 <w:sz w:val="21"/>
                 <w:szCs w:val="21"/>
               </w:rPr>
@@ -228,7 +228,7 @@
             <w:proofErr w:type="spellStart"/>
             <w:r>
               <w:rPr>
-                <w:rFonts w:ascii="Arial" w:eastAsia="Arial" w:hAnsi="Arial" w:cs="Arial"/>
+                <w:rFonts w:ascii="Arial" w:hAnsi="Arial" w:cs="Arial" w:eastAsia="Arial"/>
                 <w:sz w:val="21"/>
                 <w:szCs w:val="21"/>
               </w:rPr>
@@ -237,7 +237,7 @@
             <w:proofErr w:type="spellEnd"/>
             <w:r>
               <w:rPr>
-                <w:rFonts w:ascii="Arial" w:eastAsia="Arial" w:hAnsi="Arial" w:cs="Arial"/>
+                <w:rFonts w:ascii="Arial" w:hAnsi="Arial" w:cs="Arial" w:eastAsia="Arial"/>
                 <w:sz w:val="21"/>
                 <w:szCs w:val="21"/>
               </w:rPr>
@@ -264,14 +264,14 @@
             <w:pPr>
               <w:ind w:left="5"/>
               <w:rPr>
-                <w:rFonts w:ascii="Arial" w:hAnsi="Arial" w:cs="Arial"/>
+                <w:rFonts w:ascii="Arial" w:hAnsi="Arial" w:cs="Arial" w:eastAsia="Arial"/>
                 <w:sz w:val="21"/>
                 <w:szCs w:val="21"/>
               </w:rPr>
             </w:pPr>
             <w:r>
               <w:rPr>
-                <w:rFonts w:ascii="Arial" w:eastAsia="Arial" w:hAnsi="Arial" w:cs="Arial"/>
+                <w:rFonts w:ascii="Arial" w:hAnsi="Arial" w:cs="Arial" w:eastAsia="Arial"/>
                 <w:b/>
                 <w:sz w:val="21"/>
                 <w:szCs w:val="21"/>
@@ -294,14 +294,14 @@
             <w:pPr>
               <w:ind w:right="189"/>
               <w:rPr>
-                <w:rFonts w:ascii="Arial" w:hAnsi="Arial" w:cs="Arial"/>
+                <w:rFonts w:ascii="Arial" w:hAnsi="Arial" w:cs="Arial" w:eastAsia="Arial"/>
                 <w:sz w:val="21"/>
                 <w:szCs w:val="21"/>
               </w:rPr>
             </w:pPr>
             <w:r>
               <w:rPr>
-                <w:rFonts w:ascii="Arial" w:eastAsia="Arial" w:hAnsi="Arial" w:cs="Arial"/>
+                <w:rFonts w:ascii="Arial" w:hAnsi="Arial" w:cs="Arial" w:eastAsia="Arial"/>
                 <w:sz w:val="21"/>
                 <w:szCs w:val="21"/>
               </w:rPr>
@@ -328,14 +328,14 @@
             <w:pPr>
               <w:ind w:left="5"/>
               <w:rPr>
-                <w:rFonts w:ascii="Arial" w:hAnsi="Arial" w:cs="Arial"/>
+                <w:rFonts w:ascii="Arial" w:hAnsi="Arial" w:cs="Arial" w:eastAsia="Arial"/>
                 <w:sz w:val="21"/>
                 <w:szCs w:val="21"/>
               </w:rPr>
             </w:pPr>
             <w:r>
               <w:rPr>
-                <w:rFonts w:ascii="Arial" w:eastAsia="Arial" w:hAnsi="Arial" w:cs="Arial"/>
+                <w:rFonts w:ascii="Arial" w:hAnsi="Arial" w:cs="Arial" w:eastAsia="Arial"/>
                 <w:b/>
                 <w:sz w:val="21"/>
                 <w:szCs w:val="21"/>
@@ -357,14 +357,14 @@
           <w:p>
             <w:pPr>
               <w:rPr>
-                <w:rFonts w:ascii="Arial" w:hAnsi="Arial" w:cs="Arial"/>
+                <w:rFonts w:ascii="Arial" w:hAnsi="Arial" w:cs="Arial" w:eastAsia="Arial"/>
                 <w:sz w:val="21"/>
                 <w:szCs w:val="21"/>
               </w:rPr>
             </w:pPr>
             <w:r>
               <w:rPr>
-                <w:rFonts w:ascii="Arial" w:eastAsia="Arial" w:hAnsi="Arial" w:cs="Arial"/>
+                <w:rFonts w:ascii="Arial" w:hAnsi="Arial" w:cs="Arial" w:eastAsia="Arial"/>
                 <w:sz w:val="21"/>
                 <w:szCs w:val="21"/>
               </w:rPr>
@@ -389,10 +389,10 @@
   <w:docDefaults>
     <w:rPrDefault>
       <w:rPr>
-        <w:rFonts w:asciiTheme="minorHAnsi" w:eastAsiaTheme="minorEastAsia" w:hAnsiTheme="minorHAnsi" w:cstheme="minorBidi"/>
+        <w:rFonts w:ascii="Arial" w:hAnsi="Arial" w:cs="Arial" w:eastAsia="Arial"/>
         <w:kern w:val="2"/>
-        <w:sz w:val="24"/>
-        <w:szCs w:val="24"/>
+        <w:sz w:val="21"/>
+        <w:szCs w:val="21"/>
         <w:lang w:val="en-IN" w:eastAsia="en-IN" w:bidi="ar-SA"/>
         <w14:ligatures w14:val="standardContextual"/>
       </w:rPr>
@@ -788,9 +788,9 @@
       <w:spacing w:line="259" w:lineRule="auto"/>
     </w:pPr>
     <w:rPr>
-      <w:rFonts w:ascii="Calibri" w:eastAsia="Calibri" w:hAnsi="Calibri" w:cs="Calibri"/>
+      <w:rFonts w:ascii="Arial" w:hAnsi="Arial" w:cs="Arial" w:eastAsia="Arial"/>
       <w:color w:val="000000"/>
-      <w:sz w:val="22"/>
+      <w:sz w:val="21"/>
     </w:rPr>
   </w:style>
   <w:style w:type="character" w:default="1" w:styleId="DefaultParagraphFont">
